--- a/apps/reports/templates_assets/Modelo-WISC.docx
+++ b/apps/reports/templates_assets/Modelo-WISC.docx
@@ -14486,27 +14486,14 @@
       <w:r>
         <w:t xml:space="preserve">Tabela </w:t>
       </w:r>
-      <w:r>
-        <w:fldChar w:fldCharType="begin"/>
-      </w:r>
-      <w:r>
-        <w:instrText xml:space="preserve"> SEQ Tabela \* ARABIC </w:instrText>
-      </w:r>
-      <w:r>
-        <w:fldChar w:fldCharType="separate"/>
-      </w:r>
-      <w:r>
-        <w:rPr>
-          <w:noProof/>
-        </w:rPr>
-        <w:t>8</w:t>
-      </w:r>
-      <w:r>
-        <w:rPr>
-          <w:noProof/>
-        </w:rPr>
-        <w:fldChar w:fldCharType="end"/>
-      </w:r>
+      <w:fldSimple w:instr=" SEQ Tabela \* ARABIC ">
+        <w:r>
+          <w:rPr>
+            <w:noProof/>
+          </w:rPr>
+          <w:t>8</w:t>
+        </w:r>
+      </w:fldSimple>
       <w:r>
         <w:t xml:space="preserve"> E-TDAH-PAIS Resultados</w:t>
       </w:r>
@@ -14856,27 +14843,14 @@
       <w:r>
         <w:t xml:space="preserve">Gráfico </w:t>
       </w:r>
-      <w:r>
-        <w:fldChar w:fldCharType="begin"/>
-      </w:r>
-      <w:r>
-        <w:instrText xml:space="preserve"> SEQ Gráfico \* ARABIC </w:instrText>
-      </w:r>
-      <w:r>
-        <w:fldChar w:fldCharType="separate"/>
-      </w:r>
-      <w:r>
-        <w:rPr>
-          <w:noProof/>
-        </w:rPr>
-        <w:t>6</w:t>
-      </w:r>
-      <w:r>
-        <w:rPr>
-          <w:noProof/>
-        </w:rPr>
-        <w:fldChar w:fldCharType="end"/>
-      </w:r>
+      <w:fldSimple w:instr=" SEQ Gráfico \* ARABIC ">
+        <w:r>
+          <w:rPr>
+            <w:noProof/>
+          </w:rPr>
+          <w:t>6</w:t>
+        </w:r>
+      </w:fldSimple>
       <w:r>
         <w:t xml:space="preserve"> E-TDAH-</w:t>
       </w:r>
@@ -15965,6 +15939,21 @@
           </w:p>
         </w:tc>
       </w:tr>
+    </w:tbl>
+    <w:p/>
+    <w:tbl>
+      <w:tblPr>
+        <w:tblStyle w:val="Tabelacomgrade"/>
+        <w:tblW w:w="5000" w:type="pct"/>
+        <w:tblLook w:val="04A0" w:firstRow="1" w:lastRow="0" w:firstColumn="1" w:lastColumn="0" w:noHBand="0" w:noVBand="1"/>
+      </w:tblPr>
+      <w:tblGrid>
+        <w:gridCol w:w="3003"/>
+        <w:gridCol w:w="1652"/>
+        <w:gridCol w:w="1645"/>
+        <w:gridCol w:w="1138"/>
+        <w:gridCol w:w="1906"/>
+      </w:tblGrid>
       <w:tr>
         <w:tc>
           <w:tcPr>
@@ -16900,6 +16889,7 @@
         </w:tc>
       </w:tr>
     </w:tbl>
+    <w:p/>
     <w:p>
       <w:pPr>
         <w:pStyle w:val="Legenda"/>
@@ -17035,6 +17025,7 @@
           <w:lang w:eastAsia="pt-BR"/>
           <w14:ligatures w14:val="none"/>
         </w:rPr>
+        <w:lastRenderedPageBreak/>
         <w:t>Relato da Mãe</w:t>
       </w:r>
     </w:p>
@@ -17058,7 +17049,6 @@
           <w:lang w:eastAsia="pt-BR"/>
           <w14:ligatures w14:val="none"/>
         </w:rPr>
-        <w:lastRenderedPageBreak/>
         <w:t>No relato materno, observam-se classificações clínicas em Ansiedade de Separação, Fobia Social e Evitação Escolar, indicando que tais manifestações são percebidas de forma objetiva no comportamento cotidiano. A Fobia Social apresentou percentil máximo, sugerindo comportamentos evidentes de esquiva social, vergonha e desconforto em situações de exposição. A Evitação Escolar, também em nível clínico, reflete resistência significativa à frequência escolar e às demandas associadas a esse contexto. Os domínios de Pânico/Sintomas Somáticos e Ansiedade Generalizada foram classificados como não clínicos, sugerindo que essas manifestações, embora intensamente vivenciadas por Maria Clara, nem sempre se expressam de forma claramente observável no comportamento diário, permanecendo mais internalizadas.</w:t>
       </w:r>
     </w:p>
@@ -24270,7 +24260,7 @@
   <w:style w:type="paragraph" w:default="1" w:styleId="Normal">
     <w:name w:val="Normal"/>
     <w:qFormat/>
-    <w:rsid w:val="00440C23"/>
+    <w:rsid w:val="007F3A63"/>
     <w:rPr>
       <w:rFonts w:ascii="Times New Roman" w:hAnsi="Times New Roman"/>
       <w:sz w:val="24"/>
